--- a/src/Tests/Samples.VerifyWordStream.verified.docx
+++ b/src/Tests/Samples.VerifyWordStream.verified.docx
@@ -3,6 +3,56 @@
 <w:document xmlns:wpc="http://schemas.microsoft.com/office/word/2010/wordprocessingCanvas" xmlns:mc="http://schemas.openxmlformats.org/markup-compatibility/2006" xmlns:o="urn:schemas-microsoft-com:office:office" xmlns:r="http://schemas.openxmlformats.org/officeDocument/2006/relationships" xmlns:m="http://schemas.openxmlformats.org/officeDocument/2006/math" xmlns:v="urn:schemas-microsoft-com:vml" xmlns:wp14="http://schemas.microsoft.com/office/word/2010/wordprocessingDrawing" xmlns:wp="http://schemas.openxmlformats.org/drawingml/2006/wordprocessingDrawing" xmlns:w="http://schemas.openxmlformats.org/wordprocessingml/2006/main" xmlns:w10="urn:schemas-microsoft-com:office:word" xmlns:w14="http://schemas.microsoft.com/office/word/2010/wordml" xmlns:w15="http://schemas.microsoft.com/office/word/2012/wordml" xmlns:wpg="http://schemas.microsoft.com/office/word/2010/wordprocessingGroup" xmlns:wpi="http://schemas.microsoft.com/office/word/2010/wordprocessingInk" xmlns:wne="http://schemas.microsoft.com/office/word/2006/wordml" xmlns:wps="http://schemas.microsoft.com/office/word/2010/wordprocessingShape" xmlns:cx="http://schemas.microsoft.com/office/drawing/2014/chartex" xmlns:aink="http://schemas.microsoft.com/office/drawing/2016/ink" xmlns:am3d="http://schemas.microsoft.com/office/drawing/2017/model3d" xmlns:w16cex="http://schemas.microsoft.com/office/word/2018/wordml/cex" xmlns:w16cid="http://schemas.microsoft.com/office/word/2016/wordml/cid" xmlns:w16sdtdh="http://schemas.microsoft.com/office/word/2020/wordml/sdtdatahash" xmlns:w16se="http://schemas.microsoft.com/office/word/2015/wordml/symex" xmlns:w16="http://schemas.microsoft.com/office/word/2018/wordml" xmlns:c="http://schemas.openxmlformats.org/drawingml/2006/chart" mc:Ignorable="w14 w15 w16se w16cid w16 w16cex w16sdtdh wp14">
   <w:background w:color="FFFFFF"/>
   <w:body>
+    <w:p>
+      <w:pPr>
+        <w:pBdr/>
+        <w:spacing/>
+        <w:rPr/>
+      </w:pPr>
+      <w:r>
+        <w:rPr>
+          <w:rFonts w:ascii="Calibri" w:hAnsi="Calibri" w:eastAsia="Calibri" w:cs="Calibri"/>
+          <w:b/>
+          <w:color w:val="FF0000"/>
+          <w:sz w:val="24"/>
+        </w:rPr>
+        <w:t xml:space="preserve">Created with a trial version of Syncfusion Word library or registered the wrong key in your application. Click </w:t>
+      </w:r>
+      <w:r>
+        <w:rPr/>
+        <w:fldChar w:fldCharType="begin"/>
+      </w:r>
+      <w:r>
+        <w:rPr/>
+        <w:instrText xml:space="preserve">HYPERLINK "https://www.syncfusion.com/account/claim-license-key?pl=d29yZCx3b3JkZWRpdG9yLGdyaWRzZGs=&amp;vs=MzQuMS4yOQ==" </w:instrText>
+      </w:r>
+      <w:r>
+        <w:rPr/>
+        <w:fldChar w:fldCharType="separate"/>
+      </w:r>
+      <w:r>
+        <w:rPr>
+          <w:rStyle w:val="Hyperlink"/>
+          <w:rFonts w:ascii="Calibri" w:hAnsi="Calibri" w:eastAsia="Calibri" w:cs="Calibri"/>
+          <w:b/>
+          <w:sz w:val="24"/>
+        </w:rPr>
+        <w:t xml:space="preserve">here</w:t>
+      </w:r>
+      <w:r>
+        <w:rPr/>
+        <w:fldChar w:fldCharType="end"/>
+      </w:r>
+      <w:r>
+        <w:rPr>
+          <w:rFonts w:ascii="Calibri" w:hAnsi="Calibri" w:eastAsia="Calibri" w:cs="Calibri"/>
+          <w:b/>
+          <w:color w:val="FF0000"/>
+          <w:sz w:val="24"/>
+        </w:rPr>
+        <w:t xml:space="preserve"> to obtain the valid key.</w:t>
+      </w:r>
+    </w:p>
     <w:p>
       <w:pPr>
         <w:pStyle w:val="Title"/>
@@ -2076,7 +2126,59 @@
         </w:drawing>
       </w:r>
     </w:p>
+    <w:p>
+      <w:pPr>
+        <w:spacing/>
+        <w:rPr/>
+      </w:pPr>
+      <w:r>
+        <w:rPr>
+          <w:rFonts w:ascii="Calibri" w:hAnsi="Calibri" w:eastAsia="Calibri" w:cs="Calibri"/>
+          <w:b/>
+          <w:color w:val="FF0000"/>
+          <w:sz w:val="24"/>
+        </w:rPr>
+        <w:t xml:space="preserve">Created with a trial version of Syncfusion Word library or registered the wrong key in your application. Click </w:t>
+      </w:r>
+      <w:r>
+        <w:rPr/>
+        <w:fldChar w:fldCharType="begin"/>
+      </w:r>
+      <w:r>
+        <w:rPr/>
+        <w:instrText xml:space="preserve">HYPERLINK "https://www.syncfusion.com/account/claim-license-key?pl=d29yZCx3b3JkZWRpdG9yLGdyaWRzZGs=&amp;vs=MzQuMS4yOQ==" </w:instrText>
+      </w:r>
+      <w:r>
+        <w:rPr/>
+        <w:fldChar w:fldCharType="separate"/>
+      </w:r>
+      <w:r>
+        <w:rPr>
+          <w:rStyle w:val="Hyperlink"/>
+          <w:rFonts w:ascii="Calibri" w:hAnsi="Calibri" w:eastAsia="Calibri" w:cs="Calibri"/>
+          <w:b/>
+          <w:sz w:val="24"/>
+        </w:rPr>
+        <w:t xml:space="preserve">here</w:t>
+      </w:r>
+      <w:r>
+        <w:rPr/>
+        <w:fldChar w:fldCharType="end"/>
+      </w:r>
+      <w:r>
+        <w:rPr>
+          <w:rFonts w:ascii="Calibri" w:hAnsi="Calibri" w:eastAsia="Calibri" w:cs="Calibri"/>
+          <w:b/>
+          <w:color w:val="FF0000"/>
+          <w:sz w:val="24"/>
+        </w:rPr>
+        <w:t xml:space="preserve"> to obtain the valid key.</w:t>
+      </w:r>
+    </w:p>
     <w:sectPr>
+      <w:headerReference w:type="first" r:id="DeterministicId3"/>
+      <w:headerReference w:type="even" r:id="DeterministicId4"/>
+      <w:headerReference w:type="default" r:id="DeterministicId5"/>
       <w:type w:val="nextPage"/>
       <w:pgSz w:w="11906" w:h="16838"/>
       <w:pgMar w:top="1134" w:right="1134" w:bottom="1134" w:left="1134" w:header="0" w:footer="0" w:gutter="0"/>
@@ -2088,6 +2190,327 @@
     </w:sectPr>
   </w:body>
 </w:document>
+</file>
+
+<file path=word/header2.xml><?xml version="1.0" encoding="utf-8"?>
+<w:hdr xmlns:v="urn:schemas-microsoft-com:vml" xmlns:w10="urn:schemas-microsoft-com:office:word" xmlns:o="urn:schemas-microsoft-com:office:office" xmlns:ve="http://schemas.openxmlformats.org/markup-compatibility/2006" xmlns:r="http://schemas.openxmlformats.org/officeDocument/2006/relationships" xmlns:m="http://schemas.openxmlformats.org/officeDocument/2006/math" xmlns:wne="http://schemas.microsoft.com/office/word/2006/wordml" xmlns:a="http://schemas.openxmlformats.org/drawingml/2006/main" xmlns:pic="http://schemas.openxmlformats.org/drawingml/2006/picture" xmlns:wp="http://schemas.openxmlformats.org/drawingml/2006/wordprocessingDrawing" xmlns:wpc="http://schemas.microsoft.com/office/word/2010/wordprocessingCanvas" xmlns:wp14="http://schemas.microsoft.com/office/word/2010/wordprocessingDrawing" xmlns:w14="http://schemas.microsoft.com/office/word/2010/wordml" xmlns:w15="http://schemas.microsoft.com/office/word/2012/wordml" xmlns:wpg="http://schemas.microsoft.com/office/word/2010/wordprocessingGroup" xmlns:wpi="http://schemas.microsoft.com/office/word/2010/wordprocessingInk" xmlns:wps="http://schemas.microsoft.com/office/word/2010/wordprocessingShape" xmlns:w="http://schemas.openxmlformats.org/wordprocessingml/2006/main" ve:Ignorable="w14 w15 wp14">
+  <w:p>
+    <w:pPr>
+      <w:pBdr/>
+      <w:spacing/>
+      <w:rPr/>
+    </w:pPr>
+    <w:r>
+      <w:rPr/>
+      <ve:AlternateContent>
+        <ve:Choice Requires="wps">
+          <w:drawing>
+            <wp:anchor distT="0" distB="0" distL="0" distR="0" simplePos="0" relativeHeight="3072" behindDoc="0" locked="0" layoutInCell="1" allowOverlap="1">
+              <wp:simplePos x="0" y="0"/>
+              <wp:positionH relativeFrom="page">
+                <wp:align>left</wp:align>
+              </wp:positionH>
+              <wp:positionV relativeFrom="page">
+                <wp:align>center</wp:align>
+              </wp:positionV>
+              <wp:extent cx="7433310" cy="1270000"/>
+              <wp:wrapNone/>
+              <wp:docPr id="3" name="Rectangle" title=""/>
+              <a:graphic>
+                <a:graphicData uri="http://schemas.microsoft.com/office/word/2010/wordprocessingShape">
+                  <wps:wsp>
+                    <wps:cNvSpPr/>
+                    <wps:spPr>
+                      <a:xfrm rot="18900000">
+                        <a:off x="0" y="0"/>
+                        <a:ext cx="7433310" cy="1270000"/>
+                      </a:xfrm>
+                      <a:prstGeom prst="rect">
+                        <a:avLst/>
+                      </a:prstGeom>
+                      <a:solidFill>
+                        <a:srgbClr val="FFFFFF">
+                          <a:alpha val="100000"/>
+                        </a:srgbClr>
+                      </a:solidFill>
+                      <a:ln cap="flat" cmpd="sng" w="12700">
+                        <a:noFill/>
+                        <a:prstDash val="solid"/>
+                      </a:ln>
+                    </wps:spPr>
+                    <wps:txbx>
+                      <w:txbxContent>
+                        <w:p>
+                          <w:pPr>
+                            <w:pBdr/>
+                            <w:spacing/>
+                            <w:jc w:val="center"/>
+                            <w:rPr/>
+                          </w:pPr>
+                          <w:r>
+                            <w:rPr>
+                              <w:rFonts w:ascii="Calibri" w:hAnsi="Calibri" w:eastAsia="Calibri" w:cs="Calibri"/>
+                              <w:color w:val="FF0000"/>
+                              <w:sz w:val="32"/>
+                            </w:rPr>
+                            <w:t xml:space="preserve">Created with a trial version of Syncfusion Word library</w:t>
+                          </w:r>
+                        </w:p>
+                      </w:txbxContent>
+                    </wps:txbx>
+                    <wps:bodyPr rot="0" spcFirstLastPara="0" vertOverflow="overflow" horzOverflow="overflow" wrap="square" lIns="91440" rIns="91440" tIns="45720" bIns="45720" numCol="1" spcCol="0" rtlCol="0" fromWordArt="0" anchor="t" anchorCtr="0" forceAA="0" compatLnSpc="1" vert="horz">
+                      <a:spAutoFit/>
+                    </wps:bodyPr>
+                  </wps:wsp>
+                </a:graphicData>
+              </a:graphic>
+            </wp:anchor>
+          </w:drawing>
+        </ve:Choice>
+        <ve:Fallback>
+          <w:pict>
+            <v:shape id="SyncfusionLicense" type="#_x0000_t202" style="position:absolute;margin-left:0pt;margin-top:0pt;width:585.3pt;height:100pt;rotation:315;z-index:3072;mso-position-horizontal-relative:page;mso-position-vertical-relative:page;mso-position-horizontal:left;mso-position-vertical:center;v-text-anchor:top;mso-wrap-distance-left:9pt;mso-wrap-distance-top:0pt;mso-wrap-distance-right:9pt;mso-wrap-distance-bottom:0pt;mso-wrap-style:square" fillcolor="#FFFFFF" strokecolor="#000000" strokeweight="0.75pt" stroked="f">
+              <v:textbox style="mso-fit-shape-to-text:t;" inset="7.2pt,3.6pt,7.2pt,3.6pt">
+                <w:txbxContent>
+                  <w:p>
+                    <w:pPr>
+                      <w:pBdr/>
+                      <w:spacing/>
+                      <w:jc w:val="center"/>
+                      <w:rPr/>
+                    </w:pPr>
+                    <w:r>
+                      <w:rPr>
+                        <w:rFonts w:ascii="Calibri" w:hAnsi="Calibri" w:eastAsia="Calibri" w:cs="Calibri"/>
+                        <w:color w:val="FF0000"/>
+                        <w:sz w:val="32"/>
+                      </w:rPr>
+                      <w:t xml:space="preserve">Created with a trial version of Syncfusion Word library</w:t>
+                    </w:r>
+                  </w:p>
+                </w:txbxContent>
+              </v:textbox>
+            </v:shape>
+          </w:pict>
+        </ve:Fallback>
+      </ve:AlternateContent>
+    </w:r>
+  </w:p>
+</w:hdr>
+</file>
+
+<file path=word/header3.xml><?xml version="1.0" encoding="utf-8"?>
+<w:hdr xmlns:v="urn:schemas-microsoft-com:vml" xmlns:w10="urn:schemas-microsoft-com:office:word" xmlns:o="urn:schemas-microsoft-com:office:office" xmlns:ve="http://schemas.openxmlformats.org/markup-compatibility/2006" xmlns:r="http://schemas.openxmlformats.org/officeDocument/2006/relationships" xmlns:m="http://schemas.openxmlformats.org/officeDocument/2006/math" xmlns:wne="http://schemas.microsoft.com/office/word/2006/wordml" xmlns:a="http://schemas.openxmlformats.org/drawingml/2006/main" xmlns:pic="http://schemas.openxmlformats.org/drawingml/2006/picture" xmlns:wp="http://schemas.openxmlformats.org/drawingml/2006/wordprocessingDrawing" xmlns:wpc="http://schemas.microsoft.com/office/word/2010/wordprocessingCanvas" xmlns:wp14="http://schemas.microsoft.com/office/word/2010/wordprocessingDrawing" xmlns:w14="http://schemas.microsoft.com/office/word/2010/wordml" xmlns:w15="http://schemas.microsoft.com/office/word/2012/wordml" xmlns:wpg="http://schemas.microsoft.com/office/word/2010/wordprocessingGroup" xmlns:wpi="http://schemas.microsoft.com/office/word/2010/wordprocessingInk" xmlns:wps="http://schemas.microsoft.com/office/word/2010/wordprocessingShape" xmlns:w="http://schemas.openxmlformats.org/wordprocessingml/2006/main" ve:Ignorable="w14 w15 wp14">
+  <w:p>
+    <w:pPr>
+      <w:pBdr/>
+      <w:spacing/>
+      <w:rPr/>
+    </w:pPr>
+    <w:r>
+      <w:rPr/>
+      <ve:AlternateContent>
+        <ve:Choice Requires="wps">
+          <w:drawing>
+            <wp:anchor distT="0" distB="0" distL="0" distR="0" simplePos="0" relativeHeight="2048" behindDoc="0" locked="0" layoutInCell="1" allowOverlap="1">
+              <wp:simplePos x="0" y="0"/>
+              <wp:positionH relativeFrom="page">
+                <wp:align>left</wp:align>
+              </wp:positionH>
+              <wp:positionV relativeFrom="page">
+                <wp:align>center</wp:align>
+              </wp:positionV>
+              <wp:extent cx="7433310" cy="1270000"/>
+              <wp:wrapNone/>
+              <wp:docPr id="2" name="Rectangle" title=""/>
+              <a:graphic>
+                <a:graphicData uri="http://schemas.microsoft.com/office/word/2010/wordprocessingShape">
+                  <wps:wsp>
+                    <wps:cNvSpPr/>
+                    <wps:spPr>
+                      <a:xfrm rot="18900000">
+                        <a:off x="0" y="0"/>
+                        <a:ext cx="7433310" cy="1270000"/>
+                      </a:xfrm>
+                      <a:prstGeom prst="rect">
+                        <a:avLst/>
+                      </a:prstGeom>
+                      <a:solidFill>
+                        <a:srgbClr val="FFFFFF">
+                          <a:alpha val="100000"/>
+                        </a:srgbClr>
+                      </a:solidFill>
+                      <a:ln cap="flat" cmpd="sng" w="12700">
+                        <a:noFill/>
+                        <a:prstDash val="solid"/>
+                      </a:ln>
+                    </wps:spPr>
+                    <wps:txbx>
+                      <w:txbxContent>
+                        <w:p>
+                          <w:pPr>
+                            <w:pBdr/>
+                            <w:spacing/>
+                            <w:jc w:val="center"/>
+                            <w:rPr/>
+                          </w:pPr>
+                          <w:r>
+                            <w:rPr>
+                              <w:rFonts w:ascii="Calibri" w:hAnsi="Calibri" w:eastAsia="Calibri" w:cs="Calibri"/>
+                              <w:color w:val="FF0000"/>
+                              <w:sz w:val="32"/>
+                            </w:rPr>
+                            <w:t xml:space="preserve">Created with a trial version of Syncfusion Word library</w:t>
+                          </w:r>
+                        </w:p>
+                      </w:txbxContent>
+                    </wps:txbx>
+                    <wps:bodyPr rot="0" spcFirstLastPara="0" vertOverflow="overflow" horzOverflow="overflow" wrap="square" lIns="91440" rIns="91440" tIns="45720" bIns="45720" numCol="1" spcCol="0" rtlCol="0" fromWordArt="0" anchor="t" anchorCtr="0" forceAA="0" compatLnSpc="1" vert="horz">
+                      <a:spAutoFit/>
+                    </wps:bodyPr>
+                  </wps:wsp>
+                </a:graphicData>
+              </a:graphic>
+            </wp:anchor>
+          </w:drawing>
+        </ve:Choice>
+        <ve:Fallback>
+          <w:pict>
+            <v:shape id="SyncfusionLicense" type="#_x0000_t202" style="position:absolute;margin-left:0pt;margin-top:0pt;width:585.3pt;height:100pt;rotation:315;z-index:2048;mso-position-horizontal-relative:page;mso-position-vertical-relative:page;mso-position-horizontal:left;mso-position-vertical:center;v-text-anchor:top;mso-wrap-distance-left:9pt;mso-wrap-distance-top:0pt;mso-wrap-distance-right:9pt;mso-wrap-distance-bottom:0pt;mso-wrap-style:square" fillcolor="#FFFFFF" strokecolor="#000000" strokeweight="0.75pt" stroked="f">
+              <v:textbox style="mso-fit-shape-to-text:t;" inset="7.2pt,3.6pt,7.2pt,3.6pt">
+                <w:txbxContent>
+                  <w:p>
+                    <w:pPr>
+                      <w:pBdr/>
+                      <w:spacing/>
+                      <w:jc w:val="center"/>
+                      <w:rPr/>
+                    </w:pPr>
+                    <w:r>
+                      <w:rPr>
+                        <w:rFonts w:ascii="Calibri" w:hAnsi="Calibri" w:eastAsia="Calibri" w:cs="Calibri"/>
+                        <w:color w:val="FF0000"/>
+                        <w:sz w:val="32"/>
+                      </w:rPr>
+                      <w:t xml:space="preserve">Created with a trial version of Syncfusion Word library</w:t>
+                    </w:r>
+                  </w:p>
+                </w:txbxContent>
+              </v:textbox>
+            </v:shape>
+          </w:pict>
+        </ve:Fallback>
+      </ve:AlternateContent>
+    </w:r>
+  </w:p>
+</w:hdr>
+</file>
+
+<file path=word/header4.xml><?xml version="1.0" encoding="utf-8"?>
+<w:hdr xmlns:v="urn:schemas-microsoft-com:vml" xmlns:w10="urn:schemas-microsoft-com:office:word" xmlns:o="urn:schemas-microsoft-com:office:office" xmlns:ve="http://schemas.openxmlformats.org/markup-compatibility/2006" xmlns:r="http://schemas.openxmlformats.org/officeDocument/2006/relationships" xmlns:m="http://schemas.openxmlformats.org/officeDocument/2006/math" xmlns:wne="http://schemas.microsoft.com/office/word/2006/wordml" xmlns:a="http://schemas.openxmlformats.org/drawingml/2006/main" xmlns:pic="http://schemas.openxmlformats.org/drawingml/2006/picture" xmlns:wp="http://schemas.openxmlformats.org/drawingml/2006/wordprocessingDrawing" xmlns:wpc="http://schemas.microsoft.com/office/word/2010/wordprocessingCanvas" xmlns:wp14="http://schemas.microsoft.com/office/word/2010/wordprocessingDrawing" xmlns:w14="http://schemas.microsoft.com/office/word/2010/wordml" xmlns:w15="http://schemas.microsoft.com/office/word/2012/wordml" xmlns:wpg="http://schemas.microsoft.com/office/word/2010/wordprocessingGroup" xmlns:wpi="http://schemas.microsoft.com/office/word/2010/wordprocessingInk" xmlns:wps="http://schemas.microsoft.com/office/word/2010/wordprocessingShape" xmlns:w="http://schemas.openxmlformats.org/wordprocessingml/2006/main" ve:Ignorable="w14 w15 wp14">
+  <w:p>
+    <w:pPr>
+      <w:pBdr/>
+      <w:spacing/>
+      <w:rPr/>
+    </w:pPr>
+    <w:r>
+      <w:rPr/>
+      <ve:AlternateContent>
+        <ve:Choice Requires="wps">
+          <w:drawing>
+            <wp:anchor distT="0" distB="0" distL="0" distR="0" simplePos="0" relativeHeight="1024" behindDoc="0" locked="0" layoutInCell="1" allowOverlap="1">
+              <wp:simplePos x="0" y="0"/>
+              <wp:positionH relativeFrom="page">
+                <wp:align>left</wp:align>
+              </wp:positionH>
+              <wp:positionV relativeFrom="page">
+                <wp:align>center</wp:align>
+              </wp:positionV>
+              <wp:extent cx="7433310" cy="1270000"/>
+              <wp:wrapNone/>
+              <wp:docPr id="4" name="Rectangle" title=""/>
+              <a:graphic>
+                <a:graphicData uri="http://schemas.microsoft.com/office/word/2010/wordprocessingShape">
+                  <wps:wsp>
+                    <wps:cNvSpPr/>
+                    <wps:spPr>
+                      <a:xfrm rot="18900000">
+                        <a:off x="0" y="0"/>
+                        <a:ext cx="7433310" cy="1270000"/>
+                      </a:xfrm>
+                      <a:prstGeom prst="rect">
+                        <a:avLst/>
+                      </a:prstGeom>
+                      <a:solidFill>
+                        <a:srgbClr val="FFFFFF">
+                          <a:alpha val="100000"/>
+                        </a:srgbClr>
+                      </a:solidFill>
+                      <a:ln cap="flat" cmpd="sng" w="12700">
+                        <a:noFill/>
+                        <a:prstDash val="solid"/>
+                      </a:ln>
+                    </wps:spPr>
+                    <wps:txbx>
+                      <w:txbxContent>
+                        <w:p>
+                          <w:pPr>
+                            <w:pBdr/>
+                            <w:spacing/>
+                            <w:jc w:val="center"/>
+                            <w:rPr/>
+                          </w:pPr>
+                          <w:r>
+                            <w:rPr>
+                              <w:rFonts w:ascii="Calibri" w:hAnsi="Calibri" w:eastAsia="Calibri" w:cs="Calibri"/>
+                              <w:color w:val="FF0000"/>
+                              <w:sz w:val="32"/>
+                            </w:rPr>
+                            <w:t xml:space="preserve">Created with a trial version of Syncfusion Word library</w:t>
+                          </w:r>
+                        </w:p>
+                      </w:txbxContent>
+                    </wps:txbx>
+                    <wps:bodyPr rot="0" spcFirstLastPara="0" vertOverflow="overflow" horzOverflow="overflow" wrap="square" lIns="91440" rIns="91440" tIns="45720" bIns="45720" numCol="1" spcCol="0" rtlCol="0" fromWordArt="0" anchor="t" anchorCtr="0" forceAA="0" compatLnSpc="1" vert="horz">
+                      <a:spAutoFit/>
+                    </wps:bodyPr>
+                  </wps:wsp>
+                </a:graphicData>
+              </a:graphic>
+            </wp:anchor>
+          </w:drawing>
+        </ve:Choice>
+        <ve:Fallback>
+          <w:pict>
+            <v:shape id="SyncfusionLicense" type="#_x0000_t202" style="position:absolute;margin-left:0pt;margin-top:0pt;width:585.3pt;height:100pt;rotation:315;z-index:1024;mso-position-horizontal-relative:page;mso-position-vertical-relative:page;mso-position-horizontal:left;mso-position-vertical:center;v-text-anchor:top;mso-wrap-distance-left:9pt;mso-wrap-distance-top:0pt;mso-wrap-distance-right:9pt;mso-wrap-distance-bottom:0pt;mso-wrap-style:square" fillcolor="#FFFFFF" strokecolor="#000000" strokeweight="0.75pt" stroked="f">
+              <v:textbox style="mso-fit-shape-to-text:t;" inset="7.2pt,3.6pt,7.2pt,3.6pt">
+                <w:txbxContent>
+                  <w:p>
+                    <w:pPr>
+                      <w:pBdr/>
+                      <w:spacing/>
+                      <w:jc w:val="center"/>
+                      <w:rPr/>
+                    </w:pPr>
+                    <w:r>
+                      <w:rPr>
+                        <w:rFonts w:ascii="Calibri" w:hAnsi="Calibri" w:eastAsia="Calibri" w:cs="Calibri"/>
+                        <w:color w:val="FF0000"/>
+                        <w:sz w:val="32"/>
+                      </w:rPr>
+                      <w:t xml:space="preserve">Created with a trial version of Syncfusion Word library</w:t>
+                    </w:r>
+                  </w:p>
+                </w:txbxContent>
+              </v:textbox>
+            </v:shape>
+          </w:pict>
+        </ve:Fallback>
+      </ve:AlternateContent>
+    </w:r>
+  </w:p>
+</w:hdr>
 </file>
 
 <file path=word/numbering.xml><?xml version="1.0" encoding="utf-8"?>
@@ -3241,6 +3664,14 @@
   <w:style w:type="numbering" w:styleId="WW8Num3" w:customStyle="1">
     <w:name w:val="WW8Num3"/>
   </w:style>
+  <w:style w:type="character" w:styleId="Hyperlink">
+    <w:name w:val="Hyperlink"/>
+    <w:basedOn w:val="DefaultParagraphFont"/>
+    <w:rPr>
+      <w:color w:val="0000FF"/>
+      <w:u w:val="single"/>
+    </w:rPr>
+  </w:style>
 </w:styles>
 </file>
 
